--- a/ACTA DE CONSTITUCIÓN.docx
+++ b/ACTA DE CONSTITUCIÓN.docx
@@ -7,7 +7,7 @@
         <w:spacing w:line="360" w:lineRule="auto"/>
         <w:jc w:val="center"/>
         <w:rPr>
-          <w:rFonts w:ascii="Arial" w:hAnsi="Arial" w:cs="Arial"/>
+          <w:rFonts w:ascii="Calibri" w:hAnsi="Calibri" w:cs="Calibri"/>
           <w:b/>
           <w:color w:val="000000" w:themeColor="text1"/>
           <w:sz w:val="32"/>
@@ -26,7 +26,7 @@
       </w:pPr>
       <w:r>
         <w:rPr>
-          <w:rFonts w:ascii="Arial" w:hAnsi="Arial" w:cs="Arial"/>
+          <w:rFonts w:ascii="Calibri" w:hAnsi="Calibri" w:cs="Calibri"/>
           <w:b/>
           <w:color w:val="000000" w:themeColor="text1"/>
           <w:sz w:val="32"/>
@@ -50,12 +50,12 @@
         <w:spacing w:line="360" w:lineRule="auto"/>
         <w:jc w:val="both"/>
         <w:rPr>
-          <w:rFonts w:ascii="Arial" w:hAnsi="Arial" w:cs="Arial"/>
-        </w:rPr>
-      </w:pPr>
-      <w:r>
-        <w:rPr>
-          <w:rFonts w:ascii="Arial" w:hAnsi="Arial" w:cs="Arial"/>
+          <w:rFonts w:ascii="Calibri" w:hAnsi="Calibri" w:cs="Calibri"/>
+        </w:rPr>
+      </w:pPr>
+      <w:r>
+        <w:rPr>
+          <w:rFonts w:ascii="Calibri" w:hAnsi="Calibri" w:cs="Calibri"/>
         </w:rPr>
         <w:t>En la fecha de inicio del proyecto, se reunieron el representante de la Alcaldía de Sucre (Dirección de Ingresos), el jefe de proyecto designado por el equipo de desarrollo, el líder técnico y un representante de los administradores de los mercados, mayores de edad e identificados como aparece al pie de sus firmas, y manifestaron:</w:t>
       </w:r>
@@ -70,12 +70,12 @@
         <w:spacing w:line="360" w:lineRule="auto"/>
         <w:jc w:val="both"/>
         <w:rPr>
-          <w:rFonts w:ascii="Arial" w:hAnsi="Arial" w:cs="Arial"/>
-        </w:rPr>
-      </w:pPr>
-      <w:r>
-        <w:rPr>
-          <w:rFonts w:ascii="Arial" w:hAnsi="Arial" w:cs="Arial"/>
+          <w:rFonts w:ascii="Calibri" w:hAnsi="Calibri" w:cs="Calibri"/>
+        </w:rPr>
+      </w:pPr>
+      <w:r>
+        <w:rPr>
+          <w:rFonts w:ascii="Calibri" w:hAnsi="Calibri" w:cs="Calibri"/>
         </w:rPr>
         <w:t>Su voluntad de constituir formalmente el proyecto denominado “Sistema de Gestión para Mercados Municipales”, cuyo objetivo es digitalizar la administración de los mercados Campesino, Central y Entre Ríos, gestionando el registro de puestos y comerciantes, cobros de tarifas, control de licencias sanitarias e informes mensuales para la Dirección de Ingresos, con una duración de 6 meses y entregando como principal resultado un MVP funcional.</w:t>
       </w:r>
@@ -90,12 +90,12 @@
         <w:spacing w:line="360" w:lineRule="auto"/>
         <w:jc w:val="both"/>
         <w:rPr>
-          <w:rFonts w:ascii="Arial" w:hAnsi="Arial" w:cs="Arial"/>
-        </w:rPr>
-      </w:pPr>
-      <w:r>
-        <w:rPr>
-          <w:rFonts w:ascii="Arial" w:hAnsi="Arial" w:cs="Arial"/>
+          <w:rFonts w:ascii="Calibri" w:hAnsi="Calibri" w:cs="Calibri"/>
+        </w:rPr>
+      </w:pPr>
+      <w:r>
+        <w:rPr>
+          <w:rFonts w:ascii="Calibri" w:hAnsi="Calibri" w:cs="Calibri"/>
         </w:rPr>
         <w:t>Que para tal efecto adoptaron los correspondientes documentos de planificación del proyecto (cronograma, especificación de requerimientos, presupuesto, plan de recursos, registro de riesgos, entre otros), observando plenamente las disposiciones de la Alcaldía de Sucre y las buenas prácticas de gestión de proyectos de software.</w:t>
       </w:r>
@@ -110,26 +110,38 @@
         <w:spacing w:line="360" w:lineRule="auto"/>
         <w:jc w:val="both"/>
         <w:rPr>
-          <w:rFonts w:ascii="Arial" w:hAnsi="Arial" w:cs="Arial"/>
-        </w:rPr>
-      </w:pPr>
-      <w:r>
-        <w:rPr>
-          <w:rFonts w:ascii="Arial" w:hAnsi="Arial" w:cs="Arial"/>
-        </w:rPr>
-        <w:t xml:space="preserve">Que se hace necesario conformar la Junta de </w:t>
+          <w:rFonts w:ascii="Calibri" w:hAnsi="Calibri" w:cs="Calibri"/>
+        </w:rPr>
+      </w:pPr>
+      <w:r>
+        <w:rPr>
+          <w:rFonts w:ascii="Calibri" w:hAnsi="Calibri" w:cs="Calibri"/>
+        </w:rPr>
+        <w:t xml:space="preserve">Que se hace necesario conformar la </w:t>
+      </w:r>
+      <w:r>
+        <w:rPr>
+          <w:rFonts w:ascii="Calibri" w:hAnsi="Calibri" w:cs="Calibri"/>
+        </w:rPr>
+        <w:t>j</w:t>
+      </w:r>
+      <w:r>
+        <w:rPr>
+          <w:rFonts w:ascii="Calibri" w:hAnsi="Calibri" w:cs="Calibri"/>
+        </w:rPr>
+        <w:t xml:space="preserve">unta de </w:t>
       </w:r>
       <w:proofErr w:type="spellStart"/>
       <w:r>
         <w:rPr>
-          <w:rFonts w:ascii="Arial" w:hAnsi="Arial" w:cs="Arial"/>
+          <w:rFonts w:ascii="Calibri" w:hAnsi="Calibri" w:cs="Calibri"/>
         </w:rPr>
         <w:t>stakeholders</w:t>
       </w:r>
       <w:proofErr w:type="spellEnd"/>
       <w:r>
         <w:rPr>
-          <w:rFonts w:ascii="Arial" w:hAnsi="Arial" w:cs="Arial"/>
+          <w:rFonts w:ascii="Calibri" w:hAnsi="Calibri" w:cs="Calibri"/>
         </w:rPr>
         <w:t xml:space="preserve"> del proyecto que estará integrada por:</w:t>
       </w:r>
@@ -144,12 +156,12 @@
         <w:spacing w:line="360" w:lineRule="auto"/>
         <w:jc w:val="both"/>
         <w:rPr>
-          <w:rFonts w:ascii="Arial" w:hAnsi="Arial" w:cs="Arial"/>
-        </w:rPr>
-      </w:pPr>
-      <w:r>
-        <w:rPr>
-          <w:rFonts w:ascii="Arial" w:hAnsi="Arial" w:cs="Arial"/>
+          <w:rFonts w:ascii="Calibri" w:hAnsi="Calibri" w:cs="Calibri"/>
+        </w:rPr>
+      </w:pPr>
+      <w:r>
+        <w:rPr>
+          <w:rFonts w:ascii="Calibri" w:hAnsi="Calibri" w:cs="Calibri"/>
         </w:rPr>
         <w:t>Un representante de la Alcaldía de Sucre (Dirección de Ingresos)</w:t>
       </w:r>
@@ -164,12 +176,12 @@
         <w:spacing w:line="360" w:lineRule="auto"/>
         <w:jc w:val="both"/>
         <w:rPr>
-          <w:rFonts w:ascii="Arial" w:hAnsi="Arial" w:cs="Arial"/>
-        </w:rPr>
-      </w:pPr>
-      <w:r>
-        <w:rPr>
-          <w:rFonts w:ascii="Arial" w:hAnsi="Arial" w:cs="Arial"/>
+          <w:rFonts w:ascii="Calibri" w:hAnsi="Calibri" w:cs="Calibri"/>
+        </w:rPr>
+      </w:pPr>
+      <w:r>
+        <w:rPr>
+          <w:rFonts w:ascii="Calibri" w:hAnsi="Calibri" w:cs="Calibri"/>
         </w:rPr>
         <w:t>El jefe de proyecto</w:t>
       </w:r>
@@ -184,12 +196,12 @@
         <w:spacing w:line="360" w:lineRule="auto"/>
         <w:jc w:val="both"/>
         <w:rPr>
-          <w:rFonts w:ascii="Arial" w:hAnsi="Arial" w:cs="Arial"/>
-        </w:rPr>
-      </w:pPr>
-      <w:r>
-        <w:rPr>
-          <w:rFonts w:ascii="Arial" w:hAnsi="Arial" w:cs="Arial"/>
+          <w:rFonts w:ascii="Calibri" w:hAnsi="Calibri" w:cs="Calibri"/>
+        </w:rPr>
+      </w:pPr>
+      <w:r>
+        <w:rPr>
+          <w:rFonts w:ascii="Calibri" w:hAnsi="Calibri" w:cs="Calibri"/>
         </w:rPr>
         <w:t>Un representante de los administradores de los mercados</w:t>
       </w:r>
@@ -204,12 +216,12 @@
         <w:spacing w:line="360" w:lineRule="auto"/>
         <w:jc w:val="both"/>
         <w:rPr>
-          <w:rFonts w:ascii="Arial" w:hAnsi="Arial" w:cs="Arial"/>
-        </w:rPr>
-      </w:pPr>
-      <w:r>
-        <w:rPr>
-          <w:rFonts w:ascii="Arial" w:hAnsi="Arial" w:cs="Arial"/>
+          <w:rFonts w:ascii="Calibri" w:hAnsi="Calibri" w:cs="Calibri"/>
+        </w:rPr>
+      </w:pPr>
+      <w:r>
+        <w:rPr>
+          <w:rFonts w:ascii="Calibri" w:hAnsi="Calibri" w:cs="Calibri"/>
         </w:rPr>
         <w:t>El líder técnico del equipo de desarrollo</w:t>
       </w:r>
@@ -224,28 +236,28 @@
         <w:spacing w:line="360" w:lineRule="auto"/>
         <w:jc w:val="both"/>
         <w:rPr>
-          <w:rFonts w:ascii="Arial" w:hAnsi="Arial" w:cs="Arial"/>
-        </w:rPr>
-      </w:pPr>
-      <w:r>
-        <w:rPr>
-          <w:rFonts w:ascii="Arial" w:hAnsi="Arial" w:cs="Arial"/>
-        </w:rPr>
-        <w:t xml:space="preserve">Que se hace necesario elegir al </w:t>
+          <w:rFonts w:ascii="Calibri" w:hAnsi="Calibri" w:cs="Calibri"/>
+        </w:rPr>
+      </w:pPr>
+      <w:r>
+        <w:rPr>
+          <w:rFonts w:ascii="Calibri" w:hAnsi="Calibri" w:cs="Calibri"/>
+        </w:rPr>
+        <w:t>Que se hace necesario elegir al Director Ejecutivo del proyecto (</w:t>
       </w:r>
       <w:proofErr w:type="gramStart"/>
       <w:r>
         <w:rPr>
-          <w:rFonts w:ascii="Arial" w:hAnsi="Arial" w:cs="Arial"/>
-        </w:rPr>
-        <w:t>Director Ejecutivo</w:t>
+          <w:rFonts w:ascii="Calibri" w:hAnsi="Calibri" w:cs="Calibri"/>
+        </w:rPr>
+        <w:t>Jefe</w:t>
       </w:r>
       <w:proofErr w:type="gramEnd"/>
       <w:r>
         <w:rPr>
-          <w:rFonts w:ascii="Arial" w:hAnsi="Arial" w:cs="Arial"/>
-        </w:rPr>
-        <w:t xml:space="preserve"> del proyecto (Jefe de Proyecto), quien será la persona designada por el equipo de desarrollo, encargada de la gestión integral del proyecto, el control de riesgos, la presentación de informes semanales a la Dirección de Ingresos y la coordinación con el equipo de trabajo.</w:t>
+          <w:rFonts w:ascii="Calibri" w:hAnsi="Calibri" w:cs="Calibri"/>
+        </w:rPr>
+        <w:t xml:space="preserve"> de Proyecto), quien será la persona designada por el equipo de desarrollo, encargada de la gestión integral del proyecto, el control de riesgos, la presentación de informes semanales a la Dirección de Ingresos y la coordinación con el equipo de trabajo.</w:t>
       </w:r>
     </w:p>
     <w:p>
@@ -258,15 +270,21 @@
         <w:spacing w:line="360" w:lineRule="auto"/>
         <w:jc w:val="both"/>
         <w:rPr>
-          <w:rFonts w:ascii="Arial" w:hAnsi="Arial" w:cs="Arial"/>
-        </w:rPr>
-      </w:pPr>
-      <w:r>
-        <w:rPr>
-          <w:rFonts w:ascii="Arial" w:hAnsi="Arial" w:cs="Arial"/>
+          <w:rFonts w:ascii="Calibri" w:hAnsi="Calibri" w:cs="Calibri"/>
+        </w:rPr>
+      </w:pPr>
+      <w:r>
+        <w:rPr>
+          <w:rFonts w:ascii="Calibri" w:hAnsi="Calibri" w:cs="Calibri"/>
+        </w:rPr>
+        <w:t xml:space="preserve">Que igualmente se hace necesario elegir al tesorero del proyecto, quien será un funcionario designado por la Alcaldía de Sucre (Dirección de Ingresos), y cumplirá las </w:t>
+      </w:r>
+      <w:r>
+        <w:rPr>
+          <w:rFonts w:ascii="Calibri" w:hAnsi="Calibri" w:cs="Calibri"/>
         </w:rPr>
         <w:lastRenderedPageBreak/>
-        <w:t>Que igualmente se hace necesario elegir al tesorero del proyecto, quien será un funcionario designado por la Alcaldía de Sucre (Dirección de Ingresos), y cumplirá las funciones de supervisar la ejecución del presupuesto (70.000 Bs), autorizar los desembolsos y velar por el cumplimiento financiero del plan de recursos.</w:t>
+        <w:t>funciones de supervisar la ejecución del presupuesto (70.000 Bs), autorizar los desembolsos y velar por el cumplimiento financiero del plan de recursos.</w:t>
       </w:r>
     </w:p>
     <w:p>
@@ -279,26 +297,26 @@
         <w:spacing w:line="360" w:lineRule="auto"/>
         <w:jc w:val="both"/>
         <w:rPr>
-          <w:rFonts w:ascii="Arial" w:hAnsi="Arial" w:cs="Arial"/>
-        </w:rPr>
-      </w:pPr>
-      <w:r>
-        <w:rPr>
-          <w:rFonts w:ascii="Arial" w:hAnsi="Arial" w:cs="Arial"/>
+          <w:rFonts w:ascii="Calibri" w:hAnsi="Calibri" w:cs="Calibri"/>
+        </w:rPr>
+      </w:pPr>
+      <w:r>
+        <w:rPr>
+          <w:rFonts w:ascii="Calibri" w:hAnsi="Calibri" w:cs="Calibri"/>
         </w:rPr>
         <w:t xml:space="preserve">Que estando presentes los arriba mencionados, expresan que aceptan las designaciones del </w:t>
       </w:r>
       <w:proofErr w:type="gramStart"/>
       <w:r>
         <w:rPr>
-          <w:rFonts w:ascii="Arial" w:hAnsi="Arial" w:cs="Arial"/>
+          <w:rFonts w:ascii="Calibri" w:hAnsi="Calibri" w:cs="Calibri"/>
         </w:rPr>
         <w:t>Jefe</w:t>
       </w:r>
       <w:proofErr w:type="gramEnd"/>
       <w:r>
         <w:rPr>
-          <w:rFonts w:ascii="Arial" w:hAnsi="Arial" w:cs="Arial"/>
+          <w:rFonts w:ascii="Calibri" w:hAnsi="Calibri" w:cs="Calibri"/>
         </w:rPr>
         <w:t xml:space="preserve"> de Proyecto y del Tesorero respectivamente, y se comprometen a ejecutar el proyecto dentro del plazo de 6 meses, entregando al finalizar un MVP funcional que opere en los tres mercados piloto (Campesino, Central y Entre Ríos).</w:t>
       </w:r>
@@ -308,14 +326,20 @@
         <w:spacing w:line="360" w:lineRule="auto"/>
         <w:jc w:val="both"/>
         <w:rPr>
-          <w:rFonts w:ascii="Arial" w:hAnsi="Arial" w:cs="Arial"/>
-        </w:rPr>
-      </w:pPr>
-      <w:r>
-        <w:rPr>
-          <w:rFonts w:ascii="Arial" w:hAnsi="Arial" w:cs="Arial"/>
+          <w:rFonts w:ascii="Calibri" w:hAnsi="Calibri" w:cs="Calibri"/>
+        </w:rPr>
+      </w:pPr>
+      <w:r>
+        <w:rPr>
+          <w:rFonts w:ascii="Calibri" w:hAnsi="Calibri" w:cs="Calibri"/>
         </w:rPr>
         <w:t>No siendo otro el objeto de la presente, se levanta la sesión, se elabora esta acta de constitución y se firma en señal de aceptación por todos los asistentes, en la fecha de inicio del proyecto.</w:t>
+      </w:r>
+      <w:r>
+        <w:rPr>
+          <w:rFonts w:ascii="Calibri" w:hAnsi="Calibri" w:cs="Calibri"/>
+        </w:rPr>
+        <w:t xml:space="preserve"> (No sabia si colocar de donde me base para hacer el acta)</w:t>
       </w:r>
     </w:p>
     <w:p>
@@ -323,7 +347,7 @@
         <w:spacing w:line="360" w:lineRule="auto"/>
         <w:jc w:val="both"/>
         <w:rPr>
-          <w:rFonts w:ascii="Arial" w:hAnsi="Arial" w:cs="Arial"/>
+          <w:rFonts w:ascii="Calibri" w:hAnsi="Calibri" w:cs="Calibri"/>
         </w:rPr>
       </w:pPr>
     </w:p>
@@ -331,7 +355,7 @@
       <w:pPr>
         <w:spacing w:line="360" w:lineRule="auto"/>
         <w:rPr>
-          <w:rFonts w:ascii="Arial" w:hAnsi="Arial" w:cs="Arial"/>
+          <w:rFonts w:ascii="Calibri" w:hAnsi="Calibri" w:cs="Calibri"/>
         </w:rPr>
       </w:pPr>
     </w:p>
@@ -339,7 +363,7 @@
       <w:pPr>
         <w:spacing w:line="360" w:lineRule="auto"/>
         <w:rPr>
-          <w:rFonts w:ascii="Arial" w:hAnsi="Arial" w:cs="Arial"/>
+          <w:rFonts w:ascii="Calibri" w:hAnsi="Calibri" w:cs="Calibri"/>
         </w:rPr>
       </w:pPr>
     </w:p>
@@ -347,7 +371,7 @@
       <w:pPr>
         <w:spacing w:line="360" w:lineRule="auto"/>
         <w:rPr>
-          <w:rFonts w:ascii="Arial" w:hAnsi="Arial" w:cs="Arial"/>
+          <w:rFonts w:ascii="Calibri" w:hAnsi="Calibri" w:cs="Calibri"/>
           <w:b/>
           <w:bCs/>
           <w:sz w:val="18"/>
@@ -356,20 +380,20 @@
       </w:pPr>
       <w:r>
         <w:rPr>
-          <w:rFonts w:ascii="Arial" w:hAnsi="Arial" w:cs="Arial"/>
+          <w:rFonts w:ascii="Calibri" w:hAnsi="Calibri" w:cs="Calibri"/>
           <w:b/>
           <w:bCs/>
           <w:sz w:val="18"/>
           <w:szCs w:val="18"/>
         </w:rPr>
-        <w:t>---------------------------------------------------------------------------------------                                   ----------------------------</w:t>
+        <w:t>_____________________________________________________                                   _________________</w:t>
       </w:r>
     </w:p>
     <w:p>
       <w:pPr>
         <w:spacing w:line="360" w:lineRule="auto"/>
         <w:rPr>
-          <w:rFonts w:ascii="Arial" w:hAnsi="Arial" w:cs="Arial"/>
+          <w:rFonts w:ascii="Calibri" w:hAnsi="Calibri" w:cs="Calibri"/>
           <w:b/>
           <w:bCs/>
           <w:sz w:val="18"/>
@@ -378,7 +402,7 @@
       </w:pPr>
       <w:r>
         <w:rPr>
-          <w:rFonts w:ascii="Arial" w:hAnsi="Arial" w:cs="Arial"/>
+          <w:rFonts w:ascii="Calibri" w:hAnsi="Calibri" w:cs="Calibri"/>
           <w:b/>
           <w:bCs/>
           <w:sz w:val="18"/>
@@ -389,120 +413,130 @@
       <w:proofErr w:type="gramStart"/>
       <w:r>
         <w:rPr>
-          <w:rFonts w:ascii="Arial" w:hAnsi="Arial" w:cs="Arial"/>
+          <w:rFonts w:ascii="Calibri" w:hAnsi="Calibri" w:cs="Calibri"/>
           <w:b/>
           <w:bCs/>
           <w:sz w:val="18"/>
           <w:szCs w:val="18"/>
         </w:rPr>
-        <w:t>Ingresos)</w:t>
-      </w:r>
-      <w:r>
-        <w:rPr>
-          <w:rFonts w:ascii="Arial" w:hAnsi="Arial" w:cs="Arial"/>
+        <w:t xml:space="preserve">Ingresos) </w:t>
+      </w:r>
+      <w:r>
+        <w:rPr>
+          <w:rFonts w:ascii="Calibri" w:hAnsi="Calibri" w:cs="Calibri"/>
           <w:b/>
           <w:bCs/>
           <w:sz w:val="18"/>
           <w:szCs w:val="18"/>
         </w:rPr>
-        <w:t xml:space="preserve">   </w:t>
+        <w:t xml:space="preserve">  </w:t>
       </w:r>
       <w:proofErr w:type="gramEnd"/>
       <w:r>
         <w:rPr>
-          <w:rFonts w:ascii="Arial" w:hAnsi="Arial" w:cs="Arial"/>
+          <w:rFonts w:ascii="Calibri" w:hAnsi="Calibri" w:cs="Calibri"/>
           <w:b/>
           <w:bCs/>
           <w:sz w:val="18"/>
           <w:szCs w:val="18"/>
         </w:rPr>
-        <w:t xml:space="preserve">                                 </w:t>
-      </w:r>
-      <w:r>
-        <w:rPr>
-          <w:rFonts w:ascii="Arial" w:hAnsi="Arial" w:cs="Arial"/>
+        <w:t xml:space="preserve">                             </w:t>
+      </w:r>
+      <w:r>
+        <w:rPr>
+          <w:rFonts w:ascii="Calibri" w:hAnsi="Calibri" w:cs="Calibri"/>
           <w:b/>
           <w:bCs/>
           <w:sz w:val="18"/>
           <w:szCs w:val="18"/>
         </w:rPr>
-        <w:t>Jefe de Proyecto</w:t>
-      </w:r>
-    </w:p>
-    <w:p>
-      <w:pPr>
-        <w:spacing w:line="360" w:lineRule="auto"/>
-        <w:rPr>
-          <w:rFonts w:ascii="Arial" w:hAnsi="Arial" w:cs="Arial"/>
+        <w:t xml:space="preserve">          </w:t>
+      </w:r>
+      <w:r>
+        <w:rPr>
+          <w:rFonts w:ascii="Calibri" w:hAnsi="Calibri" w:cs="Calibri"/>
           <w:b/>
           <w:bCs/>
           <w:sz w:val="18"/>
           <w:szCs w:val="18"/>
         </w:rPr>
-      </w:pPr>
+        <w:t xml:space="preserve"> Jefe de Proyecto</w:t>
+      </w:r>
     </w:p>
     <w:p>
       <w:pPr>
         <w:spacing w:line="360" w:lineRule="auto"/>
         <w:rPr>
-          <w:rFonts w:ascii="Arial" w:hAnsi="Arial" w:cs="Arial"/>
+          <w:rFonts w:ascii="Calibri" w:hAnsi="Calibri" w:cs="Calibri"/>
           <w:b/>
           <w:bCs/>
           <w:sz w:val="18"/>
           <w:szCs w:val="18"/>
         </w:rPr>
       </w:pPr>
-      <w:r>
-        <w:rPr>
-          <w:rFonts w:ascii="Arial" w:hAnsi="Arial" w:cs="Arial"/>
+    </w:p>
+    <w:p>
+      <w:pPr>
+        <w:spacing w:line="360" w:lineRule="auto"/>
+        <w:rPr>
+          <w:rFonts w:ascii="Calibri" w:hAnsi="Calibri" w:cs="Calibri"/>
           <w:b/>
           <w:bCs/>
           <w:sz w:val="18"/>
           <w:szCs w:val="18"/>
         </w:rPr>
-        <w:t>----------------------------------------------------------------------------------------                                  ----------------------------</w:t>
-      </w:r>
-    </w:p>
-    <w:p>
-      <w:pPr>
-        <w:spacing w:line="360" w:lineRule="auto"/>
-        <w:rPr>
-          <w:rFonts w:ascii="Arial" w:hAnsi="Arial" w:cs="Arial"/>
+      </w:pPr>
+      <w:r>
+        <w:rPr>
+          <w:rFonts w:ascii="Calibri" w:hAnsi="Calibri" w:cs="Calibri"/>
           <w:b/>
           <w:bCs/>
           <w:sz w:val="18"/>
           <w:szCs w:val="18"/>
         </w:rPr>
-      </w:pPr>
-      <w:r>
-        <w:rPr>
-          <w:rFonts w:ascii="Arial" w:hAnsi="Arial" w:cs="Arial"/>
+        <w:t>_____________________________________________________                                   _________________</w:t>
+      </w:r>
+    </w:p>
+    <w:p>
+      <w:pPr>
+        <w:spacing w:line="360" w:lineRule="auto"/>
+        <w:rPr>
+          <w:rFonts w:ascii="Calibri" w:hAnsi="Calibri" w:cs="Calibri"/>
           <w:b/>
           <w:bCs/>
           <w:sz w:val="18"/>
           <w:szCs w:val="18"/>
         </w:rPr>
-        <w:t>Representante de los administradores de los mercados</w:t>
-      </w:r>
-      <w:r>
-        <w:rPr>
-          <w:rFonts w:ascii="Arial" w:hAnsi="Arial" w:cs="Arial"/>
+      </w:pPr>
+      <w:r>
+        <w:rPr>
+          <w:rFonts w:ascii="Calibri" w:hAnsi="Calibri" w:cs="Calibri"/>
           <w:b/>
           <w:bCs/>
           <w:sz w:val="18"/>
           <w:szCs w:val="18"/>
         </w:rPr>
-        <w:t xml:space="preserve">                                                 </w:t>
-      </w:r>
-      <w:r>
-        <w:rPr>
-          <w:rFonts w:ascii="Arial" w:hAnsi="Arial" w:cs="Arial"/>
+        <w:t xml:space="preserve">Representante de los administradores de los mercados                                              </w:t>
+      </w:r>
+      <w:r>
+        <w:rPr>
+          <w:rFonts w:ascii="Calibri" w:hAnsi="Calibri" w:cs="Calibri"/>
           <w:b/>
           <w:bCs/>
           <w:sz w:val="18"/>
           <w:szCs w:val="18"/>
         </w:rPr>
-        <w:t>Líder Técnico</w:t>
+        <w:t xml:space="preserve">         </w:t>
+      </w:r>
+      <w:r>
+        <w:rPr>
+          <w:rFonts w:ascii="Calibri" w:hAnsi="Calibri" w:cs="Calibri"/>
+          <w:b/>
+          <w:bCs/>
+          <w:sz w:val="18"/>
+          <w:szCs w:val="18"/>
+        </w:rPr>
+        <w:t xml:space="preserve">   Líder Técnico</w:t>
       </w:r>
     </w:p>
     <w:sectPr>
@@ -2220,6 +2254,7 @@
   <w:style w:type="character" w:default="1" w:styleId="Fuentedeprrafopredeter">
     <w:name w:val="Default Paragraph Font"/>
     <w:uiPriority w:val="1"/>
+    <w:semiHidden/>
     <w:unhideWhenUsed/>
   </w:style>
   <w:style w:type="table" w:default="1" w:styleId="Tablanormal">
